--- a/ppt/v4/个人作业_张紫祺.docx
+++ b/ppt/v4/个人作业_张紫祺.docx
@@ -62,7 +62,7 @@
         <w:t xml:space="preserve">进展和经验。</w:t>
       </w:r>
       <w:r>
-        <w:t xml:space="preserve">第一版方案叫“3秒首购”，只盯着货架前的第一次购买，背景和调研占了一半篇幅。老师辅导时追问“只尝不留，首购提升有什么意义”，我们才把核心问题改为“通过首购体验带动复购”。我最大的收获有三点：一是理论是防漏清单而不是标签，做PEST四宫格时“政策”一格起初是空的，补查后才发现营养标签新国标要求2027年起强制标示糖，正好支撑了“包装提前回答健不健康”的方案；二是证据要贴着观点放，每页写清理论和来源，逼着我删掉了找不到出处的数据；三是方法要匹配问题，问卷从调研主角变成了试点之后的验证工具。</w:t>
+        <w:t xml:space="preserve">第一版方案叫“3秒首购”，只盯着货架前的第一次购买，背景和调研占了一半篇幅。老师辅导时追问“只尝不留，首购提升有什么意义”，我们才把核心问题改为“通过首购体验带动复购”；丁其磊老师讲的“链路模型”——曝光、关注、购买、复购——也印证了这个方向。我最大的收获有三点：一是理论是防漏清单而不是标签，做PEST四宫格时“政策”一格起初是空的，补查后才发现营养标签新国标要求2027年起强制标示糖，正好支撑了“包装提前回答健不健康”的方案；二是证据要贴着观点放，每页写清理论和来源，逼着我删掉了找不到出处的数据；三是方法要匹配问题，问卷从调研主角变成了试点之后的验证工具。</w:t>
       </w:r>
     </w:p>
     <w:p>
